--- a/docs/Maior_Raul_Proiect_BD.docx
+++ b/docs/Maior_Raul_Proiect_BD.docx
@@ -1,6 +1,6 @@
 
 <file path=word/document.xml><?xml version="1.0" encoding="utf-8"?>
-<w:document xmlns:wpc="http://schemas.microsoft.com/office/word/2010/wordprocessingCanvas" xmlns:cx="http://schemas.microsoft.com/office/drawing/2014/chartex" xmlns:cx1="http://schemas.microsoft.com/office/drawing/2015/9/8/chartex" xmlns:cx2="http://schemas.microsoft.com/office/drawing/2015/10/21/chartex" xmlns:cx3="http://schemas.microsoft.com/office/drawing/2016/5/9/chartex" xmlns:cx4="http://schemas.microsoft.com/office/drawing/2016/5/10/chartex" xmlns:cx5="http://schemas.microsoft.com/office/drawing/2016/5/11/chartex" xmlns:cx6="http://schemas.microsoft.com/office/drawing/2016/5/12/chartex" xmlns:cx7="http://schemas.microsoft.com/office/drawing/2016/5/13/chartex" xmlns:cx8="http://schemas.microsoft.com/office/drawing/2016/5/14/chartex" xmlns:mc="http://schemas.openxmlformats.org/markup-compatibility/2006" xmlns:aink="http://schemas.microsoft.com/office/drawing/2016/ink" xmlns:am3d="http://schemas.microsoft.com/office/drawing/2017/model3d" xmlns:o="urn:schemas-microsoft-com:office:office" xmlns:oel="http://schemas.microsoft.com/office/2019/extlst" xmlns:r="http://schemas.openxmlformats.org/officeDocument/2006/relationships" xmlns:m="http://schemas.openxmlformats.org/officeDocument/2006/math" xmlns:v="urn:schemas-microsoft-com:vml" xmlns:wp14="http://schemas.microsoft.com/office/word/2010/wordprocessingDrawing" xmlns:wp="http://schemas.openxmlformats.org/drawingml/2006/wordprocessingDrawing" xmlns:w10="urn:schemas-microsoft-com:office:word" xmlns:w="http://schemas.openxmlformats.org/wordprocessingml/2006/main" xmlns:w14="http://schemas.microsoft.com/office/word/2010/wordml" xmlns:w15="http://schemas.microsoft.com/office/word/2012/wordml" xmlns:w16cex="http://schemas.microsoft.com/office/word/2018/wordml/cex" xmlns:w16cid="http://schemas.microsoft.com/office/word/2016/wordml/cid" xmlns:w16="http://schemas.microsoft.com/office/word/2018/wordml" xmlns:w16du="http://schemas.microsoft.com/office/word/2023/wordml/word16du" xmlns:w16sdtdh="http://schemas.microsoft.com/office/word/2020/wordml/sdtdatahash" xmlns:w16sdtfl="http://schemas.microsoft.com/office/word/2024/wordml/sdtformatlock" xmlns:w16se="http://schemas.microsoft.com/office/word/2015/wordml/symex" xmlns:wpg="http://schemas.microsoft.com/office/word/2010/wordprocessingGroup" xmlns:wpi="http://schemas.microsoft.com/office/word/2010/wordprocessingInk" xmlns:wne="http://schemas.microsoft.com/office/word/2006/wordml" xmlns:wps="http://schemas.microsoft.com/office/word/2010/wordprocessingShape" xmlns:a="http://schemas.openxmlformats.org/drawingml/2006/main" xmlns:pic="http://schemas.openxmlformats.org/drawingml/2006/picture" mc:Ignorable="w14 w15 w16se w16cid w16 w16cex w16sdtdh w16sdtfl w16du wp14">
+<w:document xmlns:wpc="http://schemas.microsoft.com/office/word/2010/wordprocessingCanvas" xmlns:cx="http://schemas.microsoft.com/office/drawing/2014/chartex" xmlns:cx1="http://schemas.microsoft.com/office/drawing/2015/9/8/chartex" xmlns:cx2="http://schemas.microsoft.com/office/drawing/2015/10/21/chartex" xmlns:cx3="http://schemas.microsoft.com/office/drawing/2016/5/9/chartex" xmlns:cx4="http://schemas.microsoft.com/office/drawing/2016/5/10/chartex" xmlns:cx5="http://schemas.microsoft.com/office/drawing/2016/5/11/chartex" xmlns:cx6="http://schemas.microsoft.com/office/drawing/2016/5/12/chartex" xmlns:cx7="http://schemas.microsoft.com/office/drawing/2016/5/13/chartex" xmlns:cx8="http://schemas.microsoft.com/office/drawing/2016/5/14/chartex" xmlns:mc="http://schemas.openxmlformats.org/markup-compatibility/2006" xmlns:aink="http://schemas.microsoft.com/office/drawing/2016/ink" xmlns:am3d="http://schemas.microsoft.com/office/drawing/2017/model3d" xmlns:o="urn:schemas-microsoft-com:office:office" xmlns:oel="http://schemas.microsoft.com/office/2019/extlst" xmlns:r="http://schemas.openxmlformats.org/officeDocument/2006/relationships" xmlns:m="http://schemas.openxmlformats.org/officeDocument/2006/math" xmlns:v="urn:schemas-microsoft-com:vml" xmlns:wp14="http://schemas.microsoft.com/office/word/2010/wordprocessingDrawing" xmlns:wp="http://schemas.openxmlformats.org/drawingml/2006/wordprocessingDrawing" xmlns:w10="urn:schemas-microsoft-com:office:word" xmlns:w="http://schemas.openxmlformats.org/wordprocessingml/2006/main" xmlns:w14="http://schemas.microsoft.com/office/word/2010/wordml" xmlns:w15="http://schemas.microsoft.com/office/word/2012/wordml" xmlns:w16cex="http://schemas.microsoft.com/office/word/2018/wordml/cex" xmlns:w16cid="http://schemas.microsoft.com/office/word/2016/wordml/cid" xmlns:w16="http://schemas.microsoft.com/office/word/2018/wordml" xmlns:w16du="http://schemas.microsoft.com/office/word/2023/wordml/word16du" xmlns:w16sdtdh="http://schemas.microsoft.com/office/word/2020/wordml/sdtdatahash" xmlns:w16sdtfl="http://schemas.microsoft.com/office/word/2024/wordml/sdtformatlock" xmlns:w16se="http://schemas.microsoft.com/office/word/2015/wordml/symex" xmlns:wpg="http://schemas.microsoft.com/office/word/2010/wordprocessingGroup" xmlns:wpi="http://schemas.microsoft.com/office/word/2010/wordprocessingInk" xmlns:wne="http://schemas.microsoft.com/office/word/2006/wordml" xmlns:wps="http://schemas.microsoft.com/office/word/2010/wordprocessingShape" xmlns:a="http://schemas.openxmlformats.org/drawingml/2006/main" xmlns:pic="http://schemas.openxmlformats.org/drawingml/2006/picture" xmlns:a14="http://schemas.microsoft.com/office/drawing/2010/main" mc:Ignorable="w14 w15 w16se w16cid w16 w16cex w16sdtdh w16sdtfl w16du wp14">
   <w:body>
     <w:p>
       <w:pPr>
@@ -382,12 +382,8 @@
     </w:p>
     <w:p>
       <w:pPr>
-        <w:pStyle w:val="ListParagraph"/>
-        <w:numPr>
-          <w:ilvl w:val="0"/>
-          <w:numId w:val="2"/>
-        </w:numPr>
-        <w:spacing w:after="60" w:line="360" w:lineRule="auto"/>
+        <w:spacing w:after="120" w:line="360" w:lineRule="auto"/>
+        <w:ind w:firstLine="567"/>
         <w:jc w:val="both"/>
       </w:pPr>
       <w:r>
@@ -403,12 +399,8 @@
     </w:p>
     <w:p>
       <w:pPr>
-        <w:pStyle w:val="ListParagraph"/>
-        <w:numPr>
-          <w:ilvl w:val="0"/>
-          <w:numId w:val="2"/>
-        </w:numPr>
-        <w:spacing w:after="60" w:line="360" w:lineRule="auto"/>
+        <w:spacing w:after="120" w:line="360" w:lineRule="auto"/>
+        <w:ind w:firstLine="567"/>
         <w:jc w:val="both"/>
       </w:pPr>
       <w:r>
@@ -424,12 +416,8 @@
     </w:p>
     <w:p>
       <w:pPr>
-        <w:pStyle w:val="ListParagraph"/>
-        <w:numPr>
-          <w:ilvl w:val="0"/>
-          <w:numId w:val="2"/>
-        </w:numPr>
-        <w:spacing w:after="60" w:line="360" w:lineRule="auto"/>
+        <w:spacing w:after="120" w:line="360" w:lineRule="auto"/>
+        <w:ind w:firstLine="567"/>
         <w:jc w:val="both"/>
       </w:pPr>
       <w:r>
@@ -445,12 +433,8 @@
     </w:p>
     <w:p>
       <w:pPr>
-        <w:pStyle w:val="ListParagraph"/>
-        <w:numPr>
-          <w:ilvl w:val="0"/>
-          <w:numId w:val="2"/>
-        </w:numPr>
-        <w:spacing w:after="60" w:line="360" w:lineRule="auto"/>
+        <w:spacing w:after="120" w:line="360" w:lineRule="auto"/>
+        <w:ind w:firstLine="567"/>
         <w:jc w:val="both"/>
       </w:pPr>
       <w:r>
@@ -466,12 +450,8 @@
     </w:p>
     <w:p>
       <w:pPr>
-        <w:pStyle w:val="ListParagraph"/>
-        <w:numPr>
-          <w:ilvl w:val="0"/>
-          <w:numId w:val="2"/>
-        </w:numPr>
-        <w:spacing w:after="60" w:line="360" w:lineRule="auto"/>
+        <w:spacing w:after="120" w:line="360" w:lineRule="auto"/>
+        <w:ind w:firstLine="567"/>
         <w:jc w:val="both"/>
       </w:pPr>
       <w:r>
@@ -487,12 +467,8 @@
     </w:p>
     <w:p>
       <w:pPr>
-        <w:pStyle w:val="ListParagraph"/>
-        <w:numPr>
-          <w:ilvl w:val="0"/>
-          <w:numId w:val="2"/>
-        </w:numPr>
-        <w:spacing w:after="60" w:line="360" w:lineRule="auto"/>
+        <w:spacing w:after="120" w:line="360" w:lineRule="auto"/>
+        <w:ind w:firstLine="567"/>
         <w:jc w:val="both"/>
       </w:pPr>
       <w:r>
@@ -528,12 +504,8 @@
     </w:p>
     <w:p>
       <w:pPr>
-        <w:pStyle w:val="ListParagraph"/>
-        <w:numPr>
-          <w:ilvl w:val="0"/>
-          <w:numId w:val="2"/>
-        </w:numPr>
-        <w:spacing w:after="60" w:line="360" w:lineRule="auto"/>
+        <w:spacing w:after="120" w:line="360" w:lineRule="auto"/>
+        <w:ind w:firstLine="567"/>
         <w:jc w:val="both"/>
       </w:pPr>
       <w:r>
@@ -549,12 +521,8 @@
     </w:p>
     <w:p>
       <w:pPr>
-        <w:pStyle w:val="ListParagraph"/>
-        <w:numPr>
-          <w:ilvl w:val="0"/>
-          <w:numId w:val="2"/>
-        </w:numPr>
-        <w:spacing w:after="60" w:line="360" w:lineRule="auto"/>
+        <w:spacing w:after="120" w:line="360" w:lineRule="auto"/>
+        <w:ind w:firstLine="567"/>
         <w:jc w:val="both"/>
       </w:pPr>
       <w:r>
@@ -570,12 +538,8 @@
     </w:p>
     <w:p>
       <w:pPr>
-        <w:pStyle w:val="ListParagraph"/>
-        <w:numPr>
-          <w:ilvl w:val="0"/>
-          <w:numId w:val="2"/>
-        </w:numPr>
-        <w:spacing w:after="60" w:line="360" w:lineRule="auto"/>
+        <w:spacing w:after="120" w:line="360" w:lineRule="auto"/>
+        <w:ind w:firstLine="567"/>
         <w:jc w:val="both"/>
       </w:pPr>
       <w:r>
@@ -591,12 +555,8 @@
     </w:p>
     <w:p>
       <w:pPr>
-        <w:pStyle w:val="ListParagraph"/>
-        <w:numPr>
-          <w:ilvl w:val="0"/>
-          <w:numId w:val="2"/>
-        </w:numPr>
-        <w:spacing w:after="60" w:line="360" w:lineRule="auto"/>
+        <w:spacing w:after="120" w:line="360" w:lineRule="auto"/>
+        <w:ind w:firstLine="567"/>
         <w:jc w:val="both"/>
       </w:pPr>
       <w:r>
@@ -612,12 +572,8 @@
     </w:p>
     <w:p>
       <w:pPr>
-        <w:pStyle w:val="ListParagraph"/>
-        <w:numPr>
-          <w:ilvl w:val="0"/>
-          <w:numId w:val="2"/>
-        </w:numPr>
-        <w:spacing w:after="60" w:line="360" w:lineRule="auto"/>
+        <w:spacing w:after="120" w:line="360" w:lineRule="auto"/>
+        <w:ind w:firstLine="567"/>
         <w:jc w:val="both"/>
       </w:pPr>
       <w:r>
@@ -633,12 +589,8 @@
     </w:p>
     <w:p>
       <w:pPr>
-        <w:pStyle w:val="ListParagraph"/>
-        <w:numPr>
-          <w:ilvl w:val="0"/>
-          <w:numId w:val="2"/>
-        </w:numPr>
-        <w:spacing w:after="60" w:line="360" w:lineRule="auto"/>
+        <w:spacing w:after="120" w:line="360" w:lineRule="auto"/>
+        <w:ind w:firstLine="567"/>
         <w:jc w:val="both"/>
       </w:pPr>
       <w:r>
@@ -704,21 +656,18 @@
     <w:p>
       <w:pPr>
         <w:spacing w:after="120" w:line="360" w:lineRule="auto"/>
-        <w:ind w:firstLine="567"/>
-        <w:jc w:val="both"/>
-      </w:pPr>
-      <w:r>
+        <w:ind w:firstLine="0"/>
+        <w:jc w:val="both"/>
+      </w:pPr>
+      <w:r>
+        <w:rPr/>
         <w:t>Sistemul urmărește acoperirea următoarelor module funcționale:</w:t>
       </w:r>
     </w:p>
     <w:p>
       <w:pPr>
-        <w:pStyle w:val="ListParagraph"/>
-        <w:numPr>
-          <w:ilvl w:val="0"/>
-          <w:numId w:val="2"/>
-        </w:numPr>
-        <w:spacing w:after="60" w:line="360" w:lineRule="auto"/>
+        <w:spacing w:after="120" w:line="360" w:lineRule="auto"/>
+        <w:ind w:firstLine="567"/>
         <w:jc w:val="both"/>
       </w:pPr>
       <w:r>
@@ -734,12 +683,8 @@
     </w:p>
     <w:p>
       <w:pPr>
-        <w:pStyle w:val="ListParagraph"/>
-        <w:numPr>
-          <w:ilvl w:val="0"/>
-          <w:numId w:val="2"/>
-        </w:numPr>
-        <w:spacing w:after="60" w:line="360" w:lineRule="auto"/>
+        <w:spacing w:after="120" w:line="360" w:lineRule="auto"/>
+        <w:ind w:firstLine="567"/>
         <w:jc w:val="both"/>
       </w:pPr>
       <w:r>
@@ -755,12 +700,8 @@
     </w:p>
     <w:p>
       <w:pPr>
-        <w:pStyle w:val="ListParagraph"/>
-        <w:numPr>
-          <w:ilvl w:val="0"/>
-          <w:numId w:val="2"/>
-        </w:numPr>
-        <w:spacing w:after="60" w:line="360" w:lineRule="auto"/>
+        <w:spacing w:after="120" w:line="360" w:lineRule="auto"/>
+        <w:ind w:firstLine="567"/>
         <w:jc w:val="both"/>
       </w:pPr>
       <w:r>
@@ -776,12 +717,8 @@
     </w:p>
     <w:p>
       <w:pPr>
-        <w:pStyle w:val="ListParagraph"/>
-        <w:numPr>
-          <w:ilvl w:val="0"/>
-          <w:numId w:val="2"/>
-        </w:numPr>
-        <w:spacing w:after="60" w:line="360" w:lineRule="auto"/>
+        <w:spacing w:after="120" w:line="360" w:lineRule="auto"/>
+        <w:ind w:firstLine="567"/>
         <w:jc w:val="both"/>
       </w:pPr>
       <w:r>
@@ -797,12 +734,8 @@
     </w:p>
     <w:p>
       <w:pPr>
-        <w:pStyle w:val="ListParagraph"/>
-        <w:numPr>
-          <w:ilvl w:val="0"/>
-          <w:numId w:val="2"/>
-        </w:numPr>
-        <w:spacing w:after="60" w:line="360" w:lineRule="auto"/>
+        <w:spacing w:after="120" w:line="360" w:lineRule="auto"/>
+        <w:ind w:firstLine="567"/>
         <w:jc w:val="both"/>
       </w:pPr>
       <w:r>
@@ -818,12 +751,8 @@
     </w:p>
     <w:p>
       <w:pPr>
-        <w:pStyle w:val="ListParagraph"/>
-        <w:numPr>
-          <w:ilvl w:val="0"/>
-          <w:numId w:val="2"/>
-        </w:numPr>
-        <w:spacing w:after="60" w:line="360" w:lineRule="auto"/>
+        <w:spacing w:after="120" w:line="360" w:lineRule="auto"/>
+        <w:ind w:firstLine="567"/>
         <w:jc w:val="both"/>
       </w:pPr>
       <w:r>
@@ -859,12 +788,8 @@
     </w:p>
     <w:p>
       <w:pPr>
-        <w:pStyle w:val="ListParagraph"/>
-        <w:numPr>
-          <w:ilvl w:val="0"/>
-          <w:numId w:val="2"/>
-        </w:numPr>
-        <w:spacing w:after="60" w:line="360" w:lineRule="auto"/>
+        <w:spacing w:after="120" w:line="360" w:lineRule="auto"/>
+        <w:ind w:firstLine="567"/>
         <w:jc w:val="both"/>
       </w:pPr>
       <w:r>
@@ -923,12 +848,8 @@
     </w:p>
     <w:p>
       <w:pPr>
-        <w:pStyle w:val="ListParagraph"/>
-        <w:numPr>
-          <w:ilvl w:val="0"/>
-          <w:numId w:val="2"/>
-        </w:numPr>
-        <w:spacing w:after="60" w:line="360" w:lineRule="auto"/>
+        <w:spacing w:after="120" w:line="360" w:lineRule="auto"/>
+        <w:ind w:firstLine="567"/>
         <w:jc w:val="both"/>
       </w:pPr>
       <w:r>
@@ -944,12 +865,8 @@
     </w:p>
     <w:p>
       <w:pPr>
-        <w:pStyle w:val="ListParagraph"/>
-        <w:numPr>
-          <w:ilvl w:val="0"/>
-          <w:numId w:val="2"/>
-        </w:numPr>
-        <w:spacing w:after="60" w:line="360" w:lineRule="auto"/>
+        <w:spacing w:after="120" w:line="360" w:lineRule="auto"/>
+        <w:ind w:firstLine="567"/>
         <w:jc w:val="both"/>
       </w:pPr>
       <w:r>
@@ -983,12 +900,8 @@
     </w:p>
     <w:p>
       <w:pPr>
-        <w:pStyle w:val="ListParagraph"/>
-        <w:numPr>
-          <w:ilvl w:val="0"/>
-          <w:numId w:val="2"/>
-        </w:numPr>
-        <w:spacing w:after="60" w:line="360" w:lineRule="auto"/>
+        <w:spacing w:after="120" w:line="360" w:lineRule="auto"/>
+        <w:ind w:firstLine="567"/>
         <w:jc w:val="both"/>
       </w:pPr>
       <w:r>
@@ -1004,12 +917,8 @@
     </w:p>
     <w:p>
       <w:pPr>
-        <w:pStyle w:val="ListParagraph"/>
-        <w:numPr>
-          <w:ilvl w:val="0"/>
-          <w:numId w:val="2"/>
-        </w:numPr>
-        <w:spacing w:after="60" w:line="360" w:lineRule="auto"/>
+        <w:spacing w:after="120" w:line="360" w:lineRule="auto"/>
+        <w:ind w:firstLine="567"/>
         <w:jc w:val="both"/>
       </w:pPr>
       <w:r>
@@ -1677,39 +1586,42 @@
     </w:p>
     <w:p>
       <w:pPr>
-        <w:keepNext/>
+        <w:keepNext w:val="1"/>
         <w:spacing w:before="60" w:after="60"/>
         <w:jc w:val="center"/>
       </w:pPr>
       <w:r>
-        <w:rPr>
-          <w:noProof/>
-        </w:rPr>
         <w:drawing>
-          <wp:inline distT="0" distB="0" distL="0" distR="0" wp14:anchorId="44C85B67" wp14:editId="07777777">
-            <wp:extent cx="6646306" cy="4608000"/>
+          <wp:inline wp14:editId="1A62487F" wp14:anchorId="734D1E84">
+            <wp:extent cx="6735788" cy="4672203"/>
             <wp:effectExtent l="0" t="0" r="0" b="0"/>
-            <wp:docPr id="9001" name="Figura 1" descr="Diagrama entitate-relatie (notatia Chen) TaxiFleet Manager"/>
+            <wp:docPr id="1042074005" name="drawing"/>
             <wp:cNvGraphicFramePr>
-              <a:graphicFrameLocks xmlns:a="http://schemas.openxmlformats.org/drawingml/2006/main" noChangeAspect="1"/>
+              <a:graphicFrameLocks noChangeAspect="1"/>
             </wp:cNvGraphicFramePr>
-            <a:graphic xmlns:a="http://schemas.openxmlformats.org/drawingml/2006/main">
-              <a:graphicData uri="http://schemas.openxmlformats.org/drawingml/2006/picture">
+            <a:graphic>
+              <a:graphicData xmlns:a="http://schemas.openxmlformats.org/drawingml/2006/main" uri="http://schemas.openxmlformats.org/drawingml/2006/picture">
                 <pic:pic xmlns:pic="http://schemas.openxmlformats.org/drawingml/2006/picture">
                   <pic:nvPicPr>
-                    <pic:cNvPr id="0" name="er_chen.png"/>
+                    <pic:cNvPr id="1042074005" name="Picture 1042074005"/>
                     <pic:cNvPicPr/>
                   </pic:nvPicPr>
                   <pic:blipFill>
-                    <a:blip r:embed="rId11"/>
+                    <a:blip xmlns:r="http://schemas.openxmlformats.org/officeDocument/2006/relationships" r:embed="rId461561601">
+                      <a:extLst>
+                        <a:ext uri="{28A0092B-C50C-407E-A947-70E740481C1C}">
+                          <a14:useLocalDpi xmlns:a14="http://schemas.microsoft.com/office/drawing/2010/main"/>
+                        </a:ext>
+                      </a:extLst>
+                    </a:blip>
                     <a:stretch>
                       <a:fillRect/>
                     </a:stretch>
                   </pic:blipFill>
                   <pic:spPr>
-                    <a:xfrm>
+                    <a:xfrm rot="0">
                       <a:off x="0" y="0"/>
-                      <a:ext cx="6646306" cy="4608000"/>
+                      <a:ext cx="6735788" cy="4672203"/>
                     </a:xfrm>
                     <a:prstGeom prst="rect">
                       <a:avLst/>

--- a/docs/Maior_Raul_Proiect_BD.docx
+++ b/docs/Maior_Raul_Proiect_BD.docx
@@ -382,19 +382,138 @@
     </w:p>
     <w:p>
       <w:pPr>
+        <w:pStyle w:val="ListParagraph"/>
+        <w:numPr>
+          <w:ilvl w:val="0"/>
+          <w:numId w:val="2"/>
+        </w:numPr>
+        <w:spacing w:after="60" w:line="360" w:lineRule="auto"/>
+        <w:jc w:val="both"/>
+      </w:pPr>
+      <w:r>
+        <w:rPr>
+          <w:b/>
+          <w:bCs/>
+        </w:rPr>
+        <w:t xml:space="preserve">Documente expirate nedetectate la timp. </w:t>
+      </w:r>
+      <w:r>
+        <w:t>Termenele de scadență ale ITP-ului, ale asigurărilor, ale autorizațiilor și ale documentelor șoferilor sunt urmărite manual, ceea ce duce frecvent la omisiuni.</w:t>
+      </w:r>
+    </w:p>
+    <w:p>
+      <w:pPr>
+        <w:pStyle w:val="ListParagraph"/>
+        <w:numPr>
+          <w:ilvl w:val="0"/>
+          <w:numId w:val="2"/>
+        </w:numPr>
+        <w:spacing w:after="60" w:line="360" w:lineRule="auto"/>
+        <w:jc w:val="both"/>
+      </w:pPr>
+      <w:r>
+        <w:rPr>
+          <w:b/>
+          <w:bCs/>
+        </w:rPr>
+        <w:t xml:space="preserve">Trimiterea pe traseu a unor șoferi sau mașini neconforme. </w:t>
+      </w:r>
+      <w:r>
+        <w:t>Fără o verificare automată, un șofer cu atestat expirat sau o mașină fără ITP valabil poate fi trimis în cursă.</w:t>
+      </w:r>
+    </w:p>
+    <w:p>
+      <w:pPr>
+        <w:pStyle w:val="ListParagraph"/>
+        <w:numPr>
+          <w:ilvl w:val="0"/>
+          <w:numId w:val="2"/>
+        </w:numPr>
+        <w:spacing w:after="60" w:line="360" w:lineRule="auto"/>
+        <w:jc w:val="both"/>
+      </w:pPr>
+      <w:r>
+        <w:rPr>
+          <w:b/>
+          <w:bCs/>
+        </w:rPr>
+        <w:t xml:space="preserve">Lipsa unei evidențe clare a turelor și a încasărilor. </w:t>
+      </w:r>
+      <w:r>
+        <w:t>Kilometrajul, orele de plecare și de sosire și sumele predate la sfârșitul turei sunt notate neunitar, iar diferențele sunt greu de reconstituit.</w:t>
+      </w:r>
+    </w:p>
+    <w:p>
+      <w:pPr>
+        <w:pStyle w:val="ListParagraph"/>
+        <w:numPr>
+          <w:ilvl w:val="0"/>
+          <w:numId w:val="2"/>
+        </w:numPr>
+        <w:spacing w:after="60" w:line="360" w:lineRule="auto"/>
+        <w:jc w:val="both"/>
+      </w:pPr>
+      <w:r>
+        <w:rPr>
+          <w:b/>
+          <w:bCs/>
+        </w:rPr>
+        <w:t xml:space="preserve">Cheltuieli de mentenanță greu de corelat cu veniturile. </w:t>
+      </w:r>
+      <w:r>
+        <w:t>Reparațiile, piesele și facturile atelierelor partenere nu sunt legate de mașina care le-a generat, deci profitabilitatea fiecărui autovehicul nu poate fi calculată corect.</w:t>
+      </w:r>
+    </w:p>
+    <w:p>
+      <w:pPr>
+        <w:pStyle w:val="ListParagraph"/>
+        <w:numPr>
+          <w:ilvl w:val="0"/>
+          <w:numId w:val="2"/>
+        </w:numPr>
+        <w:spacing w:after="60" w:line="360" w:lineRule="auto"/>
+        <w:jc w:val="both"/>
+      </w:pPr>
+      <w:r>
+        <w:rPr>
+          <w:b/>
+          <w:bCs/>
+        </w:rPr>
+        <w:t xml:space="preserve">Revizii amânate. </w:t>
+      </w:r>
+      <w:r>
+        <w:t>Pragul kilometric pentru schimbul consumabilelor este depășit, deoarece nu există o notificare automată.</w:t>
+      </w:r>
+    </w:p>
+    <w:p>
+      <w:pPr>
+        <w:pStyle w:val="ListParagraph"/>
+        <w:numPr>
+          <w:ilvl w:val="0"/>
+          <w:numId w:val="2"/>
+        </w:numPr>
+        <w:spacing w:after="60" w:line="360" w:lineRule="auto"/>
+        <w:jc w:val="both"/>
+      </w:pPr>
+      <w:r>
+        <w:rPr>
+          <w:b/>
+          <w:bCs/>
+        </w:rPr>
+        <w:t xml:space="preserve">Securitate insuficientă a datelor financiare. </w:t>
+      </w:r>
+      <w:r>
+        <w:t>Sumele predate pot fi modificate sau șterse fără urmă, iar accesul la informații nu este diferențiat pe roluri.</w:t>
+      </w:r>
+    </w:p>
+    <w:p>
+      <w:pPr>
         <w:spacing w:after="120" w:line="360" w:lineRule="auto"/>
         <w:ind w:firstLine="567"/>
         <w:jc w:val="both"/>
       </w:pPr>
       <w:r>
-        <w:rPr>
-          <w:b/>
-          <w:bCs/>
-        </w:rPr>
-        <w:t xml:space="preserve">Documente expirate nedetectate la timp. </w:t>
-      </w:r>
-      <w:r>
-        <w:t>Termenele de scadență ale ITP-ului, ale asigurărilor, ale autorizațiilor și ale documentelor șoferilor sunt urmărite manual, ceea ce duce frecvent la omisiuni.</w:t>
+        <w:t>Problema concretă abordată în proiect este, așadar, lipsa unui sistem centralizat, consistent și sigur care să păstreze aceste date într-o bază de date relațională și să aplice automat regulile de business ale firmei.</w:t>
       </w:r>
     </w:p>
     <w:p>
@@ -404,108 +523,17 @@
         <w:jc w:val="both"/>
       </w:pPr>
       <w:r>
-        <w:rPr>
-          <w:b/>
-          <w:bCs/>
-        </w:rPr>
-        <w:t xml:space="preserve">Trimiterea pe traseu a unor șoferi sau mașini neconforme. </w:t>
-      </w:r>
-      <w:r>
-        <w:t>Fără o verificare automată, un șofer cu atestat expirat sau o mașină fără ITP valabil poate fi trimis în cursă.</w:t>
-      </w:r>
-    </w:p>
-    <w:p>
-      <w:pPr>
-        <w:spacing w:after="120" w:line="360" w:lineRule="auto"/>
-        <w:ind w:firstLine="567"/>
-        <w:jc w:val="both"/>
-      </w:pPr>
-      <w:r>
-        <w:rPr>
-          <w:b/>
-          <w:bCs/>
-        </w:rPr>
-        <w:t xml:space="preserve">Lipsa unei evidențe clare a turelor și a încasărilor. </w:t>
-      </w:r>
-      <w:r>
-        <w:t>Kilometrajul, orele de plecare și de sosire și sumele predate la sfârșitul turei sunt notate neunitar, iar diferențele sunt greu de reconstituit.</w:t>
-      </w:r>
-    </w:p>
-    <w:p>
-      <w:pPr>
-        <w:spacing w:after="120" w:line="360" w:lineRule="auto"/>
-        <w:ind w:firstLine="567"/>
-        <w:jc w:val="both"/>
-      </w:pPr>
-      <w:r>
-        <w:rPr>
-          <w:b/>
-          <w:bCs/>
-        </w:rPr>
-        <w:t xml:space="preserve">Cheltuieli de mentenanță greu de corelat cu veniturile. </w:t>
-      </w:r>
-      <w:r>
-        <w:t>Reparațiile, piesele și facturile atelierelor partenere nu sunt legate de mașina care le-a generat, deci profitabilitatea fiecărui autovehicul nu poate fi calculată corect.</w:t>
-      </w:r>
-    </w:p>
-    <w:p>
-      <w:pPr>
-        <w:spacing w:after="120" w:line="360" w:lineRule="auto"/>
-        <w:ind w:firstLine="567"/>
-        <w:jc w:val="both"/>
-      </w:pPr>
-      <w:r>
-        <w:rPr>
-          <w:b/>
-          <w:bCs/>
-        </w:rPr>
-        <w:t xml:space="preserve">Revizii amânate. </w:t>
-      </w:r>
-      <w:r>
-        <w:t>Pragul kilometric pentru schimbul consumabilelor este depășit, deoarece nu există o notificare automată.</w:t>
-      </w:r>
-    </w:p>
-    <w:p>
-      <w:pPr>
-        <w:spacing w:after="120" w:line="360" w:lineRule="auto"/>
-        <w:ind w:firstLine="567"/>
-        <w:jc w:val="both"/>
-      </w:pPr>
-      <w:r>
-        <w:rPr>
-          <w:b/>
-          <w:bCs/>
-        </w:rPr>
-        <w:t xml:space="preserve">Securitate insuficientă a datelor financiare. </w:t>
-      </w:r>
-      <w:r>
-        <w:t>Sumele predate pot fi modificate sau șterse fără urmă, iar accesul la informații nu este diferențiat pe roluri.</w:t>
-      </w:r>
-    </w:p>
-    <w:p>
-      <w:pPr>
-        <w:spacing w:after="120" w:line="360" w:lineRule="auto"/>
-        <w:ind w:firstLine="567"/>
-        <w:jc w:val="both"/>
-      </w:pPr>
-      <w:r>
-        <w:t>Problema concretă abordată în proiect este, așadar, lipsa unui sistem centralizat, consistent și sigur care să păstreze aceste date într-o bază de date relațională și să aplice automat regulile de business ale firmei.</w:t>
-      </w:r>
-    </w:p>
-    <w:p>
-      <w:pPr>
-        <w:spacing w:after="120" w:line="360" w:lineRule="auto"/>
-        <w:ind w:firstLine="567"/>
-        <w:jc w:val="both"/>
-      </w:pPr>
-      <w:r>
         <w:t>Soluția propusă, denumită TaxiFleet Manager, are la bază o bază de date relațională proiectată astfel încât să elimine problemele de mai sus. Utilitatea practică a sistemului constă în:</w:t>
       </w:r>
     </w:p>
     <w:p>
       <w:pPr>
-        <w:spacing w:after="120" w:line="360" w:lineRule="auto"/>
-        <w:ind w:firstLine="567"/>
+        <w:pStyle w:val="ListParagraph"/>
+        <w:numPr>
+          <w:ilvl w:val="0"/>
+          <w:numId w:val="2"/>
+        </w:numPr>
+        <w:spacing w:after="60" w:line="360" w:lineRule="auto"/>
         <w:jc w:val="both"/>
       </w:pPr>
       <w:r>
@@ -521,8 +549,12 @@
     </w:p>
     <w:p>
       <w:pPr>
-        <w:spacing w:after="120" w:line="360" w:lineRule="auto"/>
-        <w:ind w:firstLine="567"/>
+        <w:pStyle w:val="ListParagraph"/>
+        <w:numPr>
+          <w:ilvl w:val="0"/>
+          <w:numId w:val="2"/>
+        </w:numPr>
+        <w:spacing w:after="60" w:line="360" w:lineRule="auto"/>
         <w:jc w:val="both"/>
       </w:pPr>
       <w:r>
@@ -538,8 +570,12 @@
     </w:p>
     <w:p>
       <w:pPr>
-        <w:spacing w:after="120" w:line="360" w:lineRule="auto"/>
-        <w:ind w:firstLine="567"/>
+        <w:pStyle w:val="ListParagraph"/>
+        <w:numPr>
+          <w:ilvl w:val="0"/>
+          <w:numId w:val="2"/>
+        </w:numPr>
+        <w:spacing w:after="60" w:line="360" w:lineRule="auto"/>
         <w:jc w:val="both"/>
       </w:pPr>
       <w:r>
@@ -555,8 +591,12 @@
     </w:p>
     <w:p>
       <w:pPr>
-        <w:spacing w:after="120" w:line="360" w:lineRule="auto"/>
-        <w:ind w:firstLine="567"/>
+        <w:pStyle w:val="ListParagraph"/>
+        <w:numPr>
+          <w:ilvl w:val="0"/>
+          <w:numId w:val="2"/>
+        </w:numPr>
+        <w:spacing w:after="60" w:line="360" w:lineRule="auto"/>
         <w:jc w:val="both"/>
       </w:pPr>
       <w:r>
@@ -572,8 +612,12 @@
     </w:p>
     <w:p>
       <w:pPr>
-        <w:spacing w:after="120" w:line="360" w:lineRule="auto"/>
-        <w:ind w:firstLine="567"/>
+        <w:pStyle w:val="ListParagraph"/>
+        <w:numPr>
+          <w:ilvl w:val="0"/>
+          <w:numId w:val="2"/>
+        </w:numPr>
+        <w:spacing w:after="60" w:line="360" w:lineRule="auto"/>
         <w:jc w:val="both"/>
       </w:pPr>
       <w:r>
@@ -589,8 +633,12 @@
     </w:p>
     <w:p>
       <w:pPr>
-        <w:spacing w:after="120" w:line="360" w:lineRule="auto"/>
-        <w:ind w:firstLine="567"/>
+        <w:pStyle w:val="ListParagraph"/>
+        <w:numPr>
+          <w:ilvl w:val="0"/>
+          <w:numId w:val="2"/>
+        </w:numPr>
+        <w:spacing w:after="60" w:line="360" w:lineRule="auto"/>
         <w:jc w:val="both"/>
       </w:pPr>
       <w:r>
@@ -656,12 +704,147 @@
     <w:p>
       <w:pPr>
         <w:spacing w:after="120" w:line="360" w:lineRule="auto"/>
-        <w:ind w:firstLine="0"/>
-        <w:jc w:val="both"/>
-      </w:pPr>
-      <w:r>
-        <w:rPr/>
+        <w:ind w:firstLine="567"/>
+        <w:jc w:val="both"/>
+      </w:pPr>
+      <w:r>
         <w:t>Sistemul urmărește acoperirea următoarelor module funcționale:</w:t>
+      </w:r>
+    </w:p>
+    <w:p>
+      <w:pPr>
+        <w:pStyle w:val="ListParagraph"/>
+        <w:numPr>
+          <w:ilvl w:val="0"/>
+          <w:numId w:val="2"/>
+        </w:numPr>
+        <w:spacing w:after="60" w:line="360" w:lineRule="auto"/>
+        <w:jc w:val="both"/>
+      </w:pPr>
+      <w:r>
+        <w:rPr>
+          <w:b/>
+          <w:bCs/>
+        </w:rPr>
+        <w:t xml:space="preserve">Evidența autovehiculelor și a actelor legale: </w:t>
+      </w:r>
+      <w:r>
+        <w:t>înregistrarea datelor de identificare (marcă, model, an de fabricație, număr de înmatriculare, serie de șasiu, kilometri curenți), urmărirea valabilității ITP, RCA, CASCO și a autorizației de taxi, generarea de alerte vizuale pentru documentele care expiră în 15–30 de zile și urmărirea stării mașinii (Disponibilă, În Tură, În Service, Retrasă din circulație).</w:t>
+      </w:r>
+    </w:p>
+    <w:p>
+      <w:pPr>
+        <w:pStyle w:val="ListParagraph"/>
+        <w:numPr>
+          <w:ilvl w:val="0"/>
+          <w:numId w:val="2"/>
+        </w:numPr>
+        <w:spacing w:after="60" w:line="360" w:lineRule="auto"/>
+        <w:jc w:val="both"/>
+      </w:pPr>
+      <w:r>
+        <w:rPr>
+          <w:b/>
+          <w:bCs/>
+        </w:rPr>
+        <w:t xml:space="preserve">Gestiunea personalului (șoferi): </w:t>
+      </w:r>
+      <w:r>
+        <w:t>dosarul conducătorului auto (nume, prenume, CNP, telefon, adresă, seria permisului), monitorizarea documentelor profesionale (permis, atestat, aviz medical, aviz psihologic, cazier judiciar) și atribuirea fiecărui șofer activ unei mașini, împreună cu schimbul în care lucrează (zi sau noapte).</w:t>
+      </w:r>
+    </w:p>
+    <w:p>
+      <w:pPr>
+        <w:pStyle w:val="ListParagraph"/>
+        <w:numPr>
+          <w:ilvl w:val="0"/>
+          <w:numId w:val="2"/>
+        </w:numPr>
+        <w:spacing w:after="60" w:line="360" w:lineRule="auto"/>
+        <w:jc w:val="both"/>
+      </w:pPr>
+      <w:r>
+        <w:rPr>
+          <w:b/>
+          <w:bCs/>
+        </w:rPr>
+        <w:t xml:space="preserve">Evidența turelor de lucru și a încasărilor: </w:t>
+      </w:r>
+      <w:r>
+        <w:t>deschiderea turei prin înregistrarea orei de plecare și a kilometrajului din bord, închiderea turei prin înregistrarea orei de întoarcere, a kilometrajului și a totalului obținut, precum și înregistrarea sumei predate.</w:t>
+      </w:r>
+    </w:p>
+    <w:p>
+      <w:pPr>
+        <w:pStyle w:val="ListParagraph"/>
+        <w:numPr>
+          <w:ilvl w:val="0"/>
+          <w:numId w:val="2"/>
+        </w:numPr>
+        <w:spacing w:after="60" w:line="360" w:lineRule="auto"/>
+        <w:jc w:val="both"/>
+      </w:pPr>
+      <w:r>
+        <w:rPr>
+          <w:b/>
+          <w:bCs/>
+        </w:rPr>
+        <w:t xml:space="preserve">Mentenanță și cheltuieli de întreținere: </w:t>
+      </w:r>
+      <w:r>
+        <w:t>jurnalul de reparații, înregistrarea facturilor, a pieselor și a atelierului partener, aprobarea cheltuielilor de către administrator și avertizări de revizie atunci când mașina se apropie de pragul kilometric stabilit.</w:t>
+      </w:r>
+    </w:p>
+    <w:p>
+      <w:pPr>
+        <w:pStyle w:val="ListParagraph"/>
+        <w:numPr>
+          <w:ilvl w:val="0"/>
+          <w:numId w:val="2"/>
+        </w:numPr>
+        <w:spacing w:after="60" w:line="360" w:lineRule="auto"/>
+        <w:jc w:val="both"/>
+      </w:pPr>
+      <w:r>
+        <w:rPr>
+          <w:b/>
+          <w:bCs/>
+        </w:rPr>
+        <w:t xml:space="preserve">Situații financiare și rapoarte: </w:t>
+      </w:r>
+      <w:r>
+        <w:t>bilanț per autovehicul (profitabilitate), raport de activitate per șofer (sume aduse și istoric de ture) și posibilitatea exportului de rapoarte sumare.</w:t>
+      </w:r>
+    </w:p>
+    <w:p>
+      <w:pPr>
+        <w:pStyle w:val="ListParagraph"/>
+        <w:numPr>
+          <w:ilvl w:val="0"/>
+          <w:numId w:val="2"/>
+        </w:numPr>
+        <w:spacing w:after="60" w:line="360" w:lineRule="auto"/>
+        <w:jc w:val="both"/>
+      </w:pPr>
+      <w:r>
+        <w:rPr>
+          <w:b/>
+          <w:bCs/>
+        </w:rPr>
+        <w:t>Modul de analiză predictivă (IA/ML):</w:t>
+      </w:r>
+      <w:r>
+        <w:t xml:space="preserve"> Integrarea bazei de date cu un modul de Machine Learning (folosind </w:t>
+      </w:r>
+      <w:r>
+        <w:rPr>
+          <w:i/>
+          <w:iCs/>
+        </w:rPr>
+        <w:t>Python, pandas, scikit-learn</w:t>
+      </w:r>
+      <w:r>
+        <w:t>) pentru extragerea datelor istorice de rulaj și mentenanță, antrenarea unui model de clasificare/regresie pentru estimarea riscului de avarie sau a costurilor viitoare de întreținere per autovehicul, și salvarea predicțiilor rezultate într-un tabel dedicat din baza de date.</w:t>
       </w:r>
     </w:p>
     <w:p>
@@ -671,125 +854,17 @@
         <w:jc w:val="both"/>
       </w:pPr>
       <w:r>
-        <w:rPr>
-          <w:b/>
-          <w:bCs/>
-        </w:rPr>
-        <w:t xml:space="preserve">Evidența autovehiculelor și a actelor legale: </w:t>
-      </w:r>
-      <w:r>
-        <w:t>înregistrarea datelor de identificare (marcă, model, an de fabricație, număr de înmatriculare, serie de șasiu, kilometri curenți), urmărirea valabilității ITP, RCA, CASCO și a autorizației de taxi, generarea de alerte vizuale pentru documentele care expiră în 15–30 de zile și urmărirea stării mașinii (Disponibilă, În Tură, În Service, Retrasă din circulație).</w:t>
-      </w:r>
-    </w:p>
-    <w:p>
-      <w:pPr>
-        <w:spacing w:after="120" w:line="360" w:lineRule="auto"/>
-        <w:ind w:firstLine="567"/>
-        <w:jc w:val="both"/>
-      </w:pPr>
-      <w:r>
-        <w:rPr>
-          <w:b/>
-          <w:bCs/>
-        </w:rPr>
-        <w:t xml:space="preserve">Gestiunea personalului (șoferi): </w:t>
-      </w:r>
-      <w:r>
-        <w:t>dosarul conducătorului auto (nume, prenume, CNP, telefon, adresă, seria permisului), monitorizarea documentelor profesionale (permis, atestat, aviz medical, aviz psihologic, cazier judiciar) și atribuirea fiecărui șofer activ unei mașini, împreună cu schimbul în care lucrează (zi sau noapte).</w:t>
-      </w:r>
-    </w:p>
-    <w:p>
-      <w:pPr>
-        <w:spacing w:after="120" w:line="360" w:lineRule="auto"/>
-        <w:ind w:firstLine="567"/>
-        <w:jc w:val="both"/>
-      </w:pPr>
-      <w:r>
-        <w:rPr>
-          <w:b/>
-          <w:bCs/>
-        </w:rPr>
-        <w:t xml:space="preserve">Evidența turelor de lucru și a încasărilor: </w:t>
-      </w:r>
-      <w:r>
-        <w:t>deschiderea turei prin înregistrarea orei de plecare și a kilometrajului din bord, închiderea turei prin înregistrarea orei de întoarcere, a kilometrajului și a totalului obținut, precum și înregistrarea sumei predate.</w:t>
-      </w:r>
-    </w:p>
-    <w:p>
-      <w:pPr>
-        <w:spacing w:after="120" w:line="360" w:lineRule="auto"/>
-        <w:ind w:firstLine="567"/>
-        <w:jc w:val="both"/>
-      </w:pPr>
-      <w:r>
-        <w:rPr>
-          <w:b/>
-          <w:bCs/>
-        </w:rPr>
-        <w:t xml:space="preserve">Mentenanță și cheltuieli de întreținere: </w:t>
-      </w:r>
-      <w:r>
-        <w:t>jurnalul de reparații, înregistrarea facturilor, a pieselor și a atelierului partener, aprobarea cheltuielilor de către administrator și avertizări de revizie atunci când mașina se apropie de pragul kilometric stabilit.</w:t>
-      </w:r>
-    </w:p>
-    <w:p>
-      <w:pPr>
-        <w:spacing w:after="120" w:line="360" w:lineRule="auto"/>
-        <w:ind w:firstLine="567"/>
-        <w:jc w:val="both"/>
-      </w:pPr>
-      <w:r>
-        <w:rPr>
-          <w:b/>
-          <w:bCs/>
-        </w:rPr>
-        <w:t xml:space="preserve">Situații financiare și rapoarte: </w:t>
-      </w:r>
-      <w:r>
-        <w:t>bilanț per autovehicul (profitabilitate), raport de activitate per șofer (sume aduse și istoric de ture) și posibilitatea exportului de rapoarte sumare.</w:t>
-      </w:r>
-    </w:p>
-    <w:p>
-      <w:pPr>
-        <w:spacing w:after="120" w:line="360" w:lineRule="auto"/>
-        <w:ind w:firstLine="567"/>
-        <w:jc w:val="both"/>
-      </w:pPr>
-      <w:r>
-        <w:rPr>
-          <w:b/>
-          <w:bCs/>
-        </w:rPr>
-        <w:t>Modul de analiză predictivă (IA/ML):</w:t>
-      </w:r>
-      <w:r>
-        <w:t xml:space="preserve"> Integrarea bazei de date cu un modul de Machine Learning (folosind </w:t>
-      </w:r>
-      <w:r>
-        <w:rPr>
-          <w:i/>
-          <w:iCs/>
-        </w:rPr>
-        <w:t>Python, pandas, scikit-learn</w:t>
-      </w:r>
-      <w:r>
-        <w:t>) pentru extragerea datelor istorice de rulaj și mentenanță, antrenarea unui model de clasificare/regresie pentru estimarea riscului de avarie sau a costurilor viitoare de întreținere per autovehicul, și salvarea predicțiilor rezultate într-un tabel dedicat din baza de date.</w:t>
-      </w:r>
-    </w:p>
-    <w:p>
-      <w:pPr>
-        <w:spacing w:after="120" w:line="360" w:lineRule="auto"/>
-        <w:ind w:firstLine="567"/>
-        <w:jc w:val="both"/>
-      </w:pPr>
-      <w:r>
         <w:t>La nivelul bazei de date și al aplicației, obiectivele vizează implementarea următoarelor categorii de operații:</w:t>
       </w:r>
     </w:p>
     <w:p>
       <w:pPr>
-        <w:spacing w:after="120" w:line="360" w:lineRule="auto"/>
-        <w:ind w:firstLine="567"/>
+        <w:pStyle w:val="ListParagraph"/>
+        <w:numPr>
+          <w:ilvl w:val="0"/>
+          <w:numId w:val="2"/>
+        </w:numPr>
+        <w:spacing w:after="60" w:line="360" w:lineRule="auto"/>
         <w:jc w:val="both"/>
       </w:pPr>
       <w:r>
@@ -848,8 +923,12 @@
     </w:p>
     <w:p>
       <w:pPr>
-        <w:spacing w:after="120" w:line="360" w:lineRule="auto"/>
-        <w:ind w:firstLine="567"/>
+        <w:pStyle w:val="ListParagraph"/>
+        <w:numPr>
+          <w:ilvl w:val="0"/>
+          <w:numId w:val="2"/>
+        </w:numPr>
+        <w:spacing w:after="60" w:line="360" w:lineRule="auto"/>
         <w:jc w:val="both"/>
       </w:pPr>
       <w:r>
@@ -865,8 +944,12 @@
     </w:p>
     <w:p>
       <w:pPr>
-        <w:spacing w:after="120" w:line="360" w:lineRule="auto"/>
-        <w:ind w:firstLine="567"/>
+        <w:pStyle w:val="ListParagraph"/>
+        <w:numPr>
+          <w:ilvl w:val="0"/>
+          <w:numId w:val="2"/>
+        </w:numPr>
+        <w:spacing w:after="60" w:line="360" w:lineRule="auto"/>
         <w:jc w:val="both"/>
       </w:pPr>
       <w:r>
@@ -900,8 +983,12 @@
     </w:p>
     <w:p>
       <w:pPr>
-        <w:spacing w:after="120" w:line="360" w:lineRule="auto"/>
-        <w:ind w:firstLine="567"/>
+        <w:pStyle w:val="ListParagraph"/>
+        <w:numPr>
+          <w:ilvl w:val="0"/>
+          <w:numId w:val="2"/>
+        </w:numPr>
+        <w:spacing w:after="60" w:line="360" w:lineRule="auto"/>
         <w:jc w:val="both"/>
       </w:pPr>
       <w:r>
@@ -917,8 +1004,12 @@
     </w:p>
     <w:p>
       <w:pPr>
-        <w:spacing w:after="120" w:line="360" w:lineRule="auto"/>
-        <w:ind w:firstLine="567"/>
+        <w:pStyle w:val="ListParagraph"/>
+        <w:numPr>
+          <w:ilvl w:val="0"/>
+          <w:numId w:val="2"/>
+        </w:numPr>
+        <w:spacing w:after="60" w:line="360" w:lineRule="auto"/>
         <w:jc w:val="both"/>
       </w:pPr>
       <w:r>
